--- a/Workspace/Testing/Test plan/UnitTest/UnitTest_TestCases_AccessManagement_EWMS.docx
+++ b/Workspace/Testing/Test plan/UnitTest/UnitTest_TestCases_AccessManagement_EWMS.docx
@@ -1905,7 +1905,7 @@
       <w:r>
         <w:fldChar w:fldCharType="separate"/>
       </w:r>
-      <w:hyperlink w:anchor="_Toc221300706" w:history="1">
+      <w:hyperlink w:anchor="_Toc221350707" w:history="1">
         <w:r>
           <w:rPr>
             <w:rStyle w:val="Collegamentoipertestuale"/>
@@ -1932,7 +1932,7 @@
             <w:noProof/>
             <w:webHidden/>
           </w:rPr>
-          <w:instrText xml:space="preserve"> PAGEREF _Toc221300706 \h </w:instrText>
+          <w:instrText xml:space="preserve"> PAGEREF _Toc221350707 \h </w:instrText>
         </w:r>
         <w:r>
           <w:rPr>
@@ -1974,7 +1974,7 @@
           <w14:ligatures w14:val="standardContextual"/>
         </w:rPr>
       </w:pPr>
-      <w:hyperlink w:anchor="_Toc221300707" w:history="1">
+      <w:hyperlink w:anchor="_Toc221350708" w:history="1">
         <w:r>
           <w:rPr>
             <w:rStyle w:val="Collegamentoipertestuale"/>
@@ -2001,7 +2001,7 @@
             <w:noProof/>
             <w:webHidden/>
           </w:rPr>
-          <w:instrText xml:space="preserve"> PAGEREF _Toc221300707 \h </w:instrText>
+          <w:instrText xml:space="preserve"> PAGEREF _Toc221350708 \h </w:instrText>
         </w:r>
         <w:r>
           <w:rPr>
@@ -2039,16 +2039,19 @@
           <w:tab w:val="right" w:leader="dot" w:pos="9627"/>
         </w:tabs>
         <w:rPr>
+          <w:rFonts w:asciiTheme="minorHAnsi" w:eastAsiaTheme="minorEastAsia" w:hAnsiTheme="minorHAnsi"/>
           <w:noProof/>
+          <w:szCs w:val="24"/>
+          <w:lang w:eastAsia="it-IT"/>
         </w:rPr>
       </w:pPr>
-      <w:hyperlink w:anchor="_Toc221300708" w:history="1">
+      <w:hyperlink w:anchor="_Toc221350709" w:history="1">
         <w:r>
           <w:rPr>
             <w:rStyle w:val="Collegamentoipertestuale"/>
             <w:noProof/>
           </w:rPr>
-          <w:t>login</w:t>
+          <w:t>SST_1: login</w:t>
         </w:r>
         <w:r>
           <w:rPr>
@@ -2069,7 +2072,7 @@
             <w:noProof/>
             <w:webHidden/>
           </w:rPr>
-          <w:instrText xml:space="preserve"> PAGEREF _Toc221300708 \h </w:instrText>
+          <w:instrText xml:space="preserve"> PAGEREF _Toc221350709 \h </w:instrText>
         </w:r>
         <w:r>
           <w:rPr>
@@ -2107,16 +2110,19 @@
           <w:tab w:val="right" w:leader="dot" w:pos="9627"/>
         </w:tabs>
         <w:rPr>
+          <w:rFonts w:asciiTheme="minorHAnsi" w:eastAsiaTheme="minorEastAsia" w:hAnsiTheme="minorHAnsi"/>
           <w:noProof/>
+          <w:szCs w:val="24"/>
+          <w:lang w:eastAsia="it-IT"/>
         </w:rPr>
       </w:pPr>
-      <w:hyperlink w:anchor="_Toc221300709" w:history="1">
+      <w:hyperlink w:anchor="_Toc221350710" w:history="1">
         <w:r>
           <w:rPr>
             <w:rStyle w:val="Collegamentoipertestuale"/>
             <w:noProof/>
           </w:rPr>
-          <w:t>getUtente</w:t>
+          <w:t>SST_2: getUtente</w:t>
         </w:r>
         <w:r>
           <w:rPr>
@@ -2137,7 +2143,7 @@
             <w:noProof/>
             <w:webHidden/>
           </w:rPr>
-          <w:instrText xml:space="preserve"> PAGEREF _Toc221300709 \h </w:instrText>
+          <w:instrText xml:space="preserve"> PAGEREF _Toc221350710 \h </w:instrText>
         </w:r>
         <w:r>
           <w:rPr>
@@ -2208,7 +2214,7 @@
       <w:pPr>
         <w:pStyle w:val="Titolo1"/>
       </w:pPr>
-      <w:bookmarkStart w:id="0" w:name="_Toc221300706"/>
+      <w:bookmarkStart w:id="0" w:name="_Toc221350707"/>
       <w:r>
         <w:lastRenderedPageBreak/>
         <w:t>Introduzione</w:t>
@@ -2273,7 +2279,7 @@
       <w:pPr>
         <w:pStyle w:val="Titolo2"/>
       </w:pPr>
-      <w:bookmarkStart w:id="1" w:name="_Toc221300707"/>
+      <w:bookmarkStart w:id="1" w:name="_Toc221350708"/>
       <w:r>
         <w:t xml:space="preserve">Classe: </w:t>
       </w:r>
@@ -2293,7 +2299,10 @@
       <w:pPr>
         <w:pStyle w:val="Titolo3"/>
       </w:pPr>
-      <w:bookmarkStart w:id="2" w:name="_Toc221300708"/>
+      <w:bookmarkStart w:id="2" w:name="_Toc221350709"/>
+      <w:r>
+        <w:t xml:space="preserve">SST_1: </w:t>
+      </w:r>
       <w:r>
         <w:t>login</w:t>
       </w:r>
@@ -3401,10 +3410,13 @@
       <w:pPr>
         <w:pStyle w:val="Titolo3"/>
       </w:pPr>
-      <w:bookmarkStart w:id="3" w:name="_Toc221300709"/>
+      <w:bookmarkStart w:id="3" w:name="_Toc221350710"/>
+      <w:r>
+        <w:lastRenderedPageBreak/>
+        <w:t xml:space="preserve">SST_2: </w:t>
+      </w:r>
       <w:proofErr w:type="spellStart"/>
       <w:r>
-        <w:lastRenderedPageBreak/>
         <w:t>getUtente</w:t>
       </w:r>
       <w:bookmarkEnd w:id="3"/>
